--- a/reports/2026-06_dymista_focus_report.docx
+++ b/reports/2026-06_dymista_focus_report.docx
@@ -28,6 +28,99 @@
         </w:rPr>
         <w:t>数据范围：2026-06-01 至 2026-06-30｜来源：产品/竞品研究进展 + NKOL 微信/PubMed 明细</w:t>
       </w:r>
+    </w:p>
+    <w:p>
+      <w:pPr>
+        <w:spacing w:before="200" w:after="120"/>
+      </w:pPr>
+      <w:r>
+        <w:rPr>
+          <w:rFonts w:ascii="Microsoft YaHei" w:hAnsi="Microsoft YaHei" w:eastAsia="微软雅黑"/>
+          <w:b/>
+          <w:color w:val="0F766D"/>
+          <w:sz w:val="28"/>
+        </w:rPr>
+        <w:t>管理层摘要</w:t>
+      </w:r>
+    </w:p>
+    <w:p>
+      <w:pPr>
+        <w:spacing w:after="100" w:line="300" w:lineRule="auto"/>
+      </w:pPr>
+      <w:r>
+        <w:rPr>
+          <w:rFonts w:ascii="Microsoft YaHei" w:hAnsi="Microsoft YaHei" w:eastAsia="微软雅黑"/>
+          <w:b/>
+          <w:color w:val="173B3A"/>
+          <w:sz w:val="23"/>
+        </w:rPr>
+        <w:t>6月迪敏思的核心信号是：同成分复方仍有临床更新，但过敏性鼻炎和鼻息肉相关竞争正在向生物制剂、口服抗组胺和局部激素多路径展开。</w:t>
+      </w:r>
+    </w:p>
+    <w:p>
+      <w:pPr>
+        <w:spacing w:after="60" w:line="293" w:lineRule="auto"/>
+        <w:ind w:left="160"/>
+      </w:pPr>
+      <w:r>
+        <w:rPr>
+          <w:rFonts w:ascii="Microsoft YaHei" w:hAnsi="Microsoft YaHei" w:eastAsia="微软雅黑"/>
+          <w:b w:val="0"/>
+          <w:color w:val="253638"/>
+          <w:sz w:val="21"/>
+        </w:rPr>
+        <w:t>发生了什么：本月纳入65条产品/竞品进展，43条建议跟进、23条高证据；Clinical更新集中在Dymista同成分、Dupixent、Allegra、Nasonex等，KOL侧出现雷暴哮喘和气道炎症相关内容。</w:t>
+      </w:r>
+    </w:p>
+    <w:p>
+      <w:pPr>
+        <w:spacing w:after="60" w:line="293" w:lineRule="auto"/>
+        <w:ind w:left="160"/>
+      </w:pPr>
+      <w:r>
+        <w:rPr>
+          <w:rFonts w:ascii="Microsoft YaHei" w:hAnsi="Microsoft YaHei" w:eastAsia="微软雅黑"/>
+          <w:b w:val="0"/>
+          <w:color w:val="253638"/>
+          <w:sz w:val="21"/>
+        </w:rPr>
+        <w:t>关注什么：优先关注Dymista同成分复方研究、Dupixent在鼻息肉/过敏炎症路径中的高阶治疗、口服抗组胺和局部激素竞品更新。</w:t>
+      </w:r>
+    </w:p>
+    <w:p>
+      <w:pPr>
+        <w:spacing w:after="60" w:line="293" w:lineRule="auto"/>
+        <w:ind w:left="160"/>
+      </w:pPr>
+      <w:r>
+        <w:rPr>
+          <w:rFonts w:ascii="Microsoft YaHei" w:hAnsi="Microsoft YaHei" w:eastAsia="微软雅黑"/>
+          <w:b w:val="0"/>
+          <w:color w:val="253638"/>
+          <w:sz w:val="21"/>
+        </w:rPr>
+        <w:t>为什么关注：生物制剂可能改变重症或合并鼻息肉患者的治疗路径，口服和局部竞品则直接影响轻中度过敏性鼻炎患者的用药选择。</w:t>
+      </w:r>
+    </w:p>
+    <w:p>
+      <w:pPr>
+        <w:spacing w:after="60" w:line="293" w:lineRule="auto"/>
+        <w:ind w:left="160"/>
+      </w:pPr>
+      <w:r>
+        <w:rPr>
+          <w:rFonts w:ascii="Microsoft YaHei" w:hAnsi="Microsoft YaHei" w:eastAsia="微软雅黑"/>
+          <w:b w:val="0"/>
+          <w:color w:val="253638"/>
+          <w:sz w:val="21"/>
+        </w:rPr>
+        <w:t>建议动作：拆分轻中度鼻炎、重症鼻息肉和哮喘相关人群；更新Dymista复方优势和适用场景；跟进Dupixent等生物制剂研究设计和终点。</w:t>
+      </w:r>
+    </w:p>
+    <w:p>
+      <w:pPr>
+        <w:spacing w:after="40"/>
+      </w:pPr>
     </w:p>
     <w:p>
       <w:pPr>
